--- a/downloads/handouts/Unit 01/Handout 01.09 - Nutrient Sort Cards.docx
+++ b/downloads/handouts/Unit 01/Handout 01.09 - Nutrient Sort Cards.docx
@@ -64,7 +64,7 @@
         <w:pStyle w:val="FirstParagraph"/>
       </w:pPr>
       <w:r>
-        <w:t xml:space="preserve">Each card has the food name and a one-line picture in words. Cards marked with a small 8 in the corner are the ten extra cards for grade 7 and 8; a grade 6 set uses the 20 cards without the 8.</w:t>
+        <w:t xml:space="preserve">Each card has the food name and a one-line picture in words. Ten cards have a small 8 in the corner. Those are the extra cards for grades 7 and 8. A grade 6 set uses the 20 cards without the 8.</w:t>
       </w:r>
     </w:p>
     <w:tbl>
@@ -1191,7 +1191,7 @@
         <w:t xml:space="preserve"> </w:t>
       </w:r>
       <w:r>
-        <w:t xml:space="preserve">Three people, three different bodies. For each person, pick the TWO nutrients they need most right now and write one sentence why, using a job from the chart on page 2.</w:t>
+        <w:t xml:space="preserve">Three people, three different bodies. For each person, pick the TWO nutrients they need most right now. Then write one sentence that says why. Use a job from the chart on page 2.</w:t>
       </w:r>
     </w:p>
     <w:p>
